--- a/Knowledge/3-Work knowledge/1-Software Engineering/1-Software Engineering Fundamentals/5-My Source/4-Networks Devices/2-Types of Switches/4-PoE Switch.docx
+++ b/Knowledge/3-Work knowledge/1-Software Engineering/1-Software Engineering Fundamentals/5-My Source/4-Networks Devices/2-Types of Switches/4-PoE Switch.docx
@@ -4,44 +4,28 @@
   <w:body>
     <w:p>
       <w:pPr>
-        <w:keepNext/>
-        <w:keepLines/>
-        <w:spacing w:before="400" w:after="120" w:line="276" w:lineRule="auto"/>
-        <w:outlineLvl w:val="0"/>
-        <w:rPr>
-          <w:rFonts w:ascii="Arial" w:eastAsia="Arial" w:hAnsi="Arial" w:cs="Arial"/>
-          <w:kern w:val="0"/>
-          <w:sz w:val="40"/>
-          <w:szCs w:val="40"/>
-          <w:lang w:val="en"/>
-          <w14:ligatures w14:val="none"/>
+        <w:pStyle w:val="Heading1"/>
+        <w:rPr>
+          <w:rFonts w:eastAsia="Arial"/>
+          <w:lang w:val="en"/>
         </w:rPr>
       </w:pPr>
       <w:bookmarkStart w:id="0" w:name="_vn174b9yshcz" w:colFirst="0" w:colLast="0"/>
       <w:bookmarkEnd w:id="0"/>
       <w:r>
         <w:rPr>
-          <w:rFonts w:ascii="Arial" w:eastAsia="Arial" w:hAnsi="Arial" w:cs="Arial"/>
-          <w:kern w:val="0"/>
-          <w:sz w:val="40"/>
-          <w:szCs w:val="40"/>
-          <w:lang w:val="en"/>
-          <w14:ligatures w14:val="none"/>
+          <w:rFonts w:eastAsia="Arial"/>
+          <w:lang w:val="en"/>
         </w:rPr>
         <w:t>PoE Switch</w:t>
       </w:r>
     </w:p>
     <w:p>
       <w:pPr>
-        <w:spacing w:before="280" w:after="120" w:line="276" w:lineRule="auto"/>
-        <w:outlineLvl w:val="1"/>
-        <w:rPr>
-          <w:rFonts w:ascii="Arial" w:eastAsia="Arial" w:hAnsi="Arial" w:cs="Arial"/>
-          <w:kern w:val="0"/>
-          <w:sz w:val="32"/>
-          <w:szCs w:val="32"/>
-          <w:lang w:val="en"/>
-          <w14:ligatures w14:val="none"/>
+        <w:pStyle w:val="Heading2"/>
+        <w:rPr>
+          <w:rFonts w:eastAsia="Arial"/>
+          <w:lang w:val="en"/>
         </w:rPr>
       </w:pPr>
       <w:bookmarkStart w:id="1" w:name="_ls20rfq5h3zp" w:colFirst="0" w:colLast="0"/>
@@ -49,22 +33,14 @@
       <w:r>
         <w:rPr>
           <w:rFonts w:ascii="Segoe UI Emoji" w:eastAsia="Arial" w:hAnsi="Segoe UI Emoji" w:cs="Segoe UI Emoji"/>
-          <w:kern w:val="0"/>
-          <w:sz w:val="32"/>
-          <w:szCs w:val="32"/>
-          <w:lang w:val="en"/>
-          <w14:ligatures w14:val="none"/>
+          <w:lang w:val="en"/>
         </w:rPr>
         <w:t>🔌</w:t>
       </w:r>
       <w:r>
         <w:rPr>
-          <w:rFonts w:ascii="Arial" w:eastAsia="Arial" w:hAnsi="Arial" w:cs="Arial"/>
-          <w:kern w:val="0"/>
-          <w:sz w:val="32"/>
-          <w:szCs w:val="32"/>
-          <w:lang w:val="en"/>
-          <w14:ligatures w14:val="none"/>
+          <w:rFonts w:eastAsia="Arial"/>
+          <w:lang w:val="en"/>
         </w:rPr>
         <w:t xml:space="preserve"> What is a PoE Switch?</w:t>
       </w:r>
@@ -106,6 +82,7 @@
         </w:rPr>
         <w:t xml:space="preserve">: </w:t>
       </w:r>
+      <w:proofErr w:type="spellStart"/>
       <w:r>
         <w:rPr>
           <w:rFonts w:ascii="Arial" w:eastAsia="Arial" w:hAnsi="Arial" w:cs="Arial"/>
@@ -117,7 +94,21 @@
           <w:lang w:val="en"/>
           <w14:ligatures w14:val="none"/>
         </w:rPr>
-        <w:t>Chatgpt (GPT</w:t>
+        <w:t>Chatgpt</w:t>
+      </w:r>
+      <w:proofErr w:type="spellEnd"/>
+      <w:r>
+        <w:rPr>
+          <w:rFonts w:ascii="Arial" w:eastAsia="Arial" w:hAnsi="Arial" w:cs="Arial"/>
+          <w:b/>
+          <w:kern w:val="0"/>
+          <w:sz w:val="22"/>
+          <w:szCs w:val="22"/>
+          <w:highlight w:val="darkGray"/>
+          <w:lang w:val="en"/>
+          <w14:ligatures w14:val="none"/>
+        </w:rPr>
+        <w:t xml:space="preserve"> (GPT</w:t>
       </w:r>
       <w:r>
         <w:rPr>
@@ -494,15 +485,10 @@
     </w:p>
     <w:p>
       <w:pPr>
-        <w:spacing w:before="280" w:after="120" w:line="276" w:lineRule="auto"/>
-        <w:outlineLvl w:val="1"/>
-        <w:rPr>
-          <w:rFonts w:ascii="Arial" w:eastAsia="Arial" w:hAnsi="Arial" w:cs="Arial"/>
-          <w:kern w:val="0"/>
-          <w:sz w:val="32"/>
-          <w:szCs w:val="32"/>
-          <w:lang w:val="en"/>
-          <w14:ligatures w14:val="none"/>
+        <w:pStyle w:val="Heading2"/>
+        <w:rPr>
+          <w:rFonts w:eastAsia="Arial"/>
+          <w:lang w:val="en"/>
         </w:rPr>
       </w:pPr>
       <w:bookmarkStart w:id="2" w:name="_47n8uavpltqb" w:colFirst="0" w:colLast="0"/>
@@ -510,22 +496,14 @@
       <w:r>
         <w:rPr>
           <w:rFonts w:ascii="Segoe UI Emoji" w:eastAsia="Arial" w:hAnsi="Segoe UI Emoji" w:cs="Segoe UI Emoji"/>
-          <w:kern w:val="0"/>
-          <w:sz w:val="32"/>
-          <w:szCs w:val="32"/>
-          <w:lang w:val="en"/>
-          <w14:ligatures w14:val="none"/>
+          <w:lang w:val="en"/>
         </w:rPr>
         <w:t>⚙️</w:t>
       </w:r>
       <w:r>
         <w:rPr>
-          <w:rFonts w:ascii="Arial" w:eastAsia="Arial" w:hAnsi="Arial" w:cs="Arial"/>
-          <w:kern w:val="0"/>
-          <w:sz w:val="32"/>
-          <w:szCs w:val="32"/>
-          <w:lang w:val="en"/>
-          <w14:ligatures w14:val="none"/>
+          <w:rFonts w:eastAsia="Arial"/>
+          <w:lang w:val="en"/>
         </w:rPr>
         <w:t xml:space="preserve"> How PoE Works</w:t>
       </w:r>
@@ -567,6 +545,7 @@
         </w:rPr>
         <w:t xml:space="preserve">: </w:t>
       </w:r>
+      <w:proofErr w:type="spellStart"/>
       <w:r>
         <w:rPr>
           <w:rFonts w:ascii="Arial" w:eastAsia="Arial" w:hAnsi="Arial" w:cs="Arial"/>
@@ -578,7 +557,21 @@
           <w:lang w:val="en"/>
           <w14:ligatures w14:val="none"/>
         </w:rPr>
-        <w:t>Chatgpt (GPT</w:t>
+        <w:t>Chatgpt</w:t>
+      </w:r>
+      <w:proofErr w:type="spellEnd"/>
+      <w:r>
+        <w:rPr>
+          <w:rFonts w:ascii="Arial" w:eastAsia="Arial" w:hAnsi="Arial" w:cs="Arial"/>
+          <w:b/>
+          <w:kern w:val="0"/>
+          <w:sz w:val="22"/>
+          <w:szCs w:val="22"/>
+          <w:highlight w:val="darkGray"/>
+          <w:lang w:val="en"/>
+          <w14:ligatures w14:val="none"/>
+        </w:rPr>
+        <w:t xml:space="preserve"> (GPT</w:t>
       </w:r>
       <w:r>
         <w:rPr>
@@ -753,6 +746,7 @@
           <w:lang w:val="en"/>
           <w14:ligatures w14:val="none"/>
         </w:rPr>
+        <w:lastRenderedPageBreak/>
         <w:t xml:space="preserve">     [PoE Switch]</w:t>
       </w:r>
     </w:p>
@@ -925,7 +919,51 @@
           <w:lang w:val="en"/>
           <w14:ligatures w14:val="none"/>
         </w:rPr>
-        <w:t xml:space="preserve">     (PoE)   (PoE)   (PoE) (No PoE)</w:t>
+        <w:t xml:space="preserve">     (</w:t>
+      </w:r>
+      <w:proofErr w:type="gramStart"/>
+      <w:r>
+        <w:rPr>
+          <w:rFonts w:ascii="Roboto Mono" w:eastAsia="Roboto Mono" w:hAnsi="Roboto Mono" w:cs="Arial"/>
+          <w:kern w:val="0"/>
+          <w:szCs w:val="22"/>
+          <w:lang w:val="en"/>
+          <w14:ligatures w14:val="none"/>
+        </w:rPr>
+        <w:t xml:space="preserve">PoE)   </w:t>
+      </w:r>
+      <w:proofErr w:type="gramEnd"/>
+      <w:r>
+        <w:rPr>
+          <w:rFonts w:ascii="Roboto Mono" w:eastAsia="Roboto Mono" w:hAnsi="Roboto Mono" w:cs="Arial"/>
+          <w:kern w:val="0"/>
+          <w:szCs w:val="22"/>
+          <w:lang w:val="en"/>
+          <w14:ligatures w14:val="none"/>
+        </w:rPr>
+        <w:t>(</w:t>
+      </w:r>
+      <w:proofErr w:type="gramStart"/>
+      <w:r>
+        <w:rPr>
+          <w:rFonts w:ascii="Roboto Mono" w:eastAsia="Roboto Mono" w:hAnsi="Roboto Mono" w:cs="Arial"/>
+          <w:kern w:val="0"/>
+          <w:szCs w:val="22"/>
+          <w:lang w:val="en"/>
+          <w14:ligatures w14:val="none"/>
+        </w:rPr>
+        <w:t xml:space="preserve">PoE)   </w:t>
+      </w:r>
+      <w:proofErr w:type="gramEnd"/>
+      <w:r>
+        <w:rPr>
+          <w:rFonts w:ascii="Roboto Mono" w:eastAsia="Roboto Mono" w:hAnsi="Roboto Mono" w:cs="Arial"/>
+          <w:kern w:val="0"/>
+          <w:szCs w:val="22"/>
+          <w:lang w:val="en"/>
+          <w14:ligatures w14:val="none"/>
+        </w:rPr>
+        <w:t>(PoE) (No PoE)</w:t>
       </w:r>
     </w:p>
     <w:p>
@@ -1027,15 +1065,10 @@
     </w:p>
     <w:p>
       <w:pPr>
-        <w:spacing w:before="280" w:after="120" w:line="276" w:lineRule="auto"/>
-        <w:outlineLvl w:val="1"/>
-        <w:rPr>
-          <w:rFonts w:ascii="Arial" w:eastAsia="Arial" w:hAnsi="Arial" w:cs="Arial"/>
-          <w:kern w:val="0"/>
-          <w:sz w:val="32"/>
-          <w:szCs w:val="32"/>
-          <w:lang w:val="en"/>
-          <w14:ligatures w14:val="none"/>
+        <w:pStyle w:val="Heading2"/>
+        <w:rPr>
+          <w:rFonts w:eastAsia="Arial"/>
+          <w:lang w:val="en"/>
         </w:rPr>
       </w:pPr>
       <w:bookmarkStart w:id="3" w:name="_nky8692lnls0" w:colFirst="0" w:colLast="0"/>
@@ -1043,22 +1076,14 @@
       <w:r>
         <w:rPr>
           <w:rFonts w:ascii="Segoe UI Emoji" w:eastAsia="Arial" w:hAnsi="Segoe UI Emoji" w:cs="Segoe UI Emoji"/>
-          <w:kern w:val="0"/>
-          <w:sz w:val="32"/>
-          <w:szCs w:val="32"/>
-          <w:lang w:val="en"/>
-          <w14:ligatures w14:val="none"/>
+          <w:lang w:val="en"/>
         </w:rPr>
         <w:t>🔧</w:t>
       </w:r>
       <w:r>
         <w:rPr>
-          <w:rFonts w:ascii="Arial" w:eastAsia="Arial" w:hAnsi="Arial" w:cs="Arial"/>
-          <w:kern w:val="0"/>
-          <w:sz w:val="32"/>
-          <w:szCs w:val="32"/>
-          <w:lang w:val="en"/>
-          <w14:ligatures w14:val="none"/>
+          <w:rFonts w:eastAsia="Arial"/>
+          <w:lang w:val="en"/>
         </w:rPr>
         <w:t xml:space="preserve"> Key Features of a PoE Switch</w:t>
       </w:r>
@@ -1100,6 +1125,7 @@
         </w:rPr>
         <w:t xml:space="preserve">: </w:t>
       </w:r>
+      <w:proofErr w:type="spellStart"/>
       <w:r>
         <w:rPr>
           <w:rFonts w:ascii="Arial" w:eastAsia="Arial" w:hAnsi="Arial" w:cs="Arial"/>
@@ -1111,7 +1137,21 @@
           <w:lang w:val="en"/>
           <w14:ligatures w14:val="none"/>
         </w:rPr>
-        <w:t>Chatgpt (GPT</w:t>
+        <w:t>Chatgpt</w:t>
+      </w:r>
+      <w:proofErr w:type="spellEnd"/>
+      <w:r>
+        <w:rPr>
+          <w:rFonts w:ascii="Arial" w:eastAsia="Arial" w:hAnsi="Arial" w:cs="Arial"/>
+          <w:b/>
+          <w:kern w:val="0"/>
+          <w:sz w:val="22"/>
+          <w:szCs w:val="22"/>
+          <w:highlight w:val="darkGray"/>
+          <w:lang w:val="en"/>
+          <w14:ligatures w14:val="none"/>
+        </w:rPr>
+        <w:t xml:space="preserve"> (GPT</w:t>
       </w:r>
       <w:r>
         <w:rPr>
@@ -1698,6 +1738,7 @@
                 <w:lang w:val="en"/>
                 <w14:ligatures w14:val="none"/>
               </w:rPr>
+              <w:lastRenderedPageBreak/>
               <w:t>Supports PoE Standards</w:t>
             </w:r>
           </w:p>
@@ -1771,15 +1812,10 @@
     </w:p>
     <w:p>
       <w:pPr>
-        <w:spacing w:before="280" w:after="120" w:line="276" w:lineRule="auto"/>
-        <w:outlineLvl w:val="1"/>
-        <w:rPr>
-          <w:rFonts w:ascii="Arial" w:eastAsia="Arial" w:hAnsi="Arial" w:cs="Arial"/>
-          <w:kern w:val="0"/>
-          <w:sz w:val="32"/>
-          <w:szCs w:val="32"/>
-          <w:lang w:val="en"/>
-          <w14:ligatures w14:val="none"/>
+        <w:pStyle w:val="Heading2"/>
+        <w:rPr>
+          <w:rFonts w:eastAsia="Arial"/>
+          <w:lang w:val="en"/>
         </w:rPr>
       </w:pPr>
       <w:bookmarkStart w:id="4" w:name="_bi2kdercoxql" w:colFirst="0" w:colLast="0"/>
@@ -1787,22 +1823,14 @@
       <w:r>
         <w:rPr>
           <w:rFonts w:ascii="Segoe UI Emoji" w:eastAsia="Arial" w:hAnsi="Segoe UI Emoji" w:cs="Segoe UI Emoji"/>
-          <w:kern w:val="0"/>
-          <w:sz w:val="32"/>
-          <w:szCs w:val="32"/>
-          <w:lang w:val="en"/>
-          <w14:ligatures w14:val="none"/>
+          <w:lang w:val="en"/>
         </w:rPr>
         <w:t>🆚</w:t>
       </w:r>
       <w:r>
         <w:rPr>
-          <w:rFonts w:ascii="Arial" w:eastAsia="Arial" w:hAnsi="Arial" w:cs="Arial"/>
-          <w:kern w:val="0"/>
-          <w:sz w:val="32"/>
-          <w:szCs w:val="32"/>
-          <w:lang w:val="en"/>
-          <w14:ligatures w14:val="none"/>
+          <w:rFonts w:eastAsia="Arial"/>
+          <w:lang w:val="en"/>
         </w:rPr>
         <w:t xml:space="preserve"> PoE vs Regular Switch</w:t>
       </w:r>
@@ -1844,6 +1872,7 @@
         </w:rPr>
         <w:t xml:space="preserve">: </w:t>
       </w:r>
+      <w:proofErr w:type="spellStart"/>
       <w:r>
         <w:rPr>
           <w:rFonts w:ascii="Arial" w:eastAsia="Arial" w:hAnsi="Arial" w:cs="Arial"/>
@@ -1855,7 +1884,21 @@
           <w:lang w:val="en"/>
           <w14:ligatures w14:val="none"/>
         </w:rPr>
-        <w:t>Chatgpt (GPT</w:t>
+        <w:t>Chatgpt</w:t>
+      </w:r>
+      <w:proofErr w:type="spellEnd"/>
+      <w:r>
+        <w:rPr>
+          <w:rFonts w:ascii="Arial" w:eastAsia="Arial" w:hAnsi="Arial" w:cs="Arial"/>
+          <w:b/>
+          <w:kern w:val="0"/>
+          <w:sz w:val="22"/>
+          <w:szCs w:val="22"/>
+          <w:highlight w:val="darkGray"/>
+          <w:lang w:val="en"/>
+          <w14:ligatures w14:val="none"/>
+        </w:rPr>
+        <w:t xml:space="preserve"> (GPT</w:t>
       </w:r>
       <w:r>
         <w:rPr>
@@ -2644,15 +2687,10 @@
     </w:p>
     <w:p>
       <w:pPr>
-        <w:spacing w:before="280" w:after="120" w:line="276" w:lineRule="auto"/>
-        <w:outlineLvl w:val="1"/>
-        <w:rPr>
-          <w:rFonts w:ascii="Arial" w:eastAsia="Arial" w:hAnsi="Arial" w:cs="Arial"/>
-          <w:kern w:val="0"/>
-          <w:sz w:val="32"/>
-          <w:szCs w:val="32"/>
-          <w:lang w:val="en"/>
-          <w14:ligatures w14:val="none"/>
+        <w:pStyle w:val="Heading2"/>
+        <w:rPr>
+          <w:rFonts w:eastAsia="Arial"/>
+          <w:lang w:val="en"/>
         </w:rPr>
       </w:pPr>
       <w:bookmarkStart w:id="5" w:name="_55abjt7ow4uu" w:colFirst="0" w:colLast="0"/>
@@ -2660,22 +2698,14 @@
       <w:r>
         <w:rPr>
           <w:rFonts w:ascii="Segoe UI Emoji" w:eastAsia="Arial" w:hAnsi="Segoe UI Emoji" w:cs="Segoe UI Emoji"/>
-          <w:kern w:val="0"/>
-          <w:sz w:val="32"/>
-          <w:szCs w:val="32"/>
-          <w:lang w:val="en"/>
-          <w14:ligatures w14:val="none"/>
+          <w:lang w:val="en"/>
         </w:rPr>
         <w:t>🧱</w:t>
       </w:r>
       <w:r>
         <w:rPr>
-          <w:rFonts w:ascii="Arial" w:eastAsia="Arial" w:hAnsi="Arial" w:cs="Arial"/>
-          <w:kern w:val="0"/>
-          <w:sz w:val="32"/>
-          <w:szCs w:val="32"/>
-          <w:lang w:val="en"/>
-          <w14:ligatures w14:val="none"/>
+          <w:rFonts w:eastAsia="Arial"/>
+          <w:lang w:val="en"/>
         </w:rPr>
         <w:t xml:space="preserve"> Types of PoE Switches</w:t>
       </w:r>
@@ -2717,6 +2747,7 @@
         </w:rPr>
         <w:t xml:space="preserve">: </w:t>
       </w:r>
+      <w:proofErr w:type="spellStart"/>
       <w:r>
         <w:rPr>
           <w:rFonts w:ascii="Arial" w:eastAsia="Arial" w:hAnsi="Arial" w:cs="Arial"/>
@@ -2728,7 +2759,21 @@
           <w:lang w:val="en"/>
           <w14:ligatures w14:val="none"/>
         </w:rPr>
-        <w:t>Chatgpt (GPT</w:t>
+        <w:t>Chatgpt</w:t>
+      </w:r>
+      <w:proofErr w:type="spellEnd"/>
+      <w:r>
+        <w:rPr>
+          <w:rFonts w:ascii="Arial" w:eastAsia="Arial" w:hAnsi="Arial" w:cs="Arial"/>
+          <w:b/>
+          <w:kern w:val="0"/>
+          <w:sz w:val="22"/>
+          <w:szCs w:val="22"/>
+          <w:highlight w:val="darkGray"/>
+          <w:lang w:val="en"/>
+          <w14:ligatures w14:val="none"/>
+        </w:rPr>
+        <w:t xml:space="preserve"> (GPT</w:t>
       </w:r>
       <w:r>
         <w:rPr>
@@ -2779,6 +2824,7 @@
           <w:lang w:val="en"/>
           <w14:ligatures w14:val="none"/>
         </w:rPr>
+        <w:lastRenderedPageBreak/>
         <w:drawing>
           <wp:inline distT="114300" distB="114300" distL="114300" distR="114300" wp14:anchorId="1C465CCF" wp14:editId="52633575">
             <wp:extent cx="5943600" cy="1866900"/>
@@ -3345,15 +3391,10 @@
     </w:p>
     <w:p>
       <w:pPr>
-        <w:spacing w:before="280" w:after="120" w:line="276" w:lineRule="auto"/>
-        <w:outlineLvl w:val="1"/>
-        <w:rPr>
-          <w:rFonts w:ascii="Arial" w:eastAsia="Arial" w:hAnsi="Arial" w:cs="Arial"/>
-          <w:kern w:val="0"/>
-          <w:sz w:val="32"/>
-          <w:szCs w:val="32"/>
-          <w:lang w:val="en"/>
-          <w14:ligatures w14:val="none"/>
+        <w:pStyle w:val="Heading2"/>
+        <w:rPr>
+          <w:rFonts w:eastAsia="Arial"/>
+          <w:lang w:val="en"/>
         </w:rPr>
       </w:pPr>
       <w:bookmarkStart w:id="6" w:name="_4za5iyb95euz" w:colFirst="0" w:colLast="0"/>
@@ -3361,22 +3402,14 @@
       <w:r>
         <w:rPr>
           <w:rFonts w:ascii="Segoe UI Emoji" w:eastAsia="Arial" w:hAnsi="Segoe UI Emoji" w:cs="Segoe UI Emoji"/>
-          <w:kern w:val="0"/>
-          <w:sz w:val="32"/>
-          <w:szCs w:val="32"/>
-          <w:lang w:val="en"/>
-          <w14:ligatures w14:val="none"/>
+          <w:lang w:val="en"/>
         </w:rPr>
         <w:t>🔌</w:t>
       </w:r>
       <w:r>
         <w:rPr>
-          <w:rFonts w:ascii="Arial" w:eastAsia="Arial" w:hAnsi="Arial" w:cs="Arial"/>
-          <w:kern w:val="0"/>
-          <w:sz w:val="32"/>
-          <w:szCs w:val="32"/>
-          <w:lang w:val="en"/>
-          <w14:ligatures w14:val="none"/>
+          <w:rFonts w:eastAsia="Arial"/>
+          <w:lang w:val="en"/>
         </w:rPr>
         <w:t xml:space="preserve"> Power Budget Example</w:t>
       </w:r>
@@ -3418,6 +3451,7 @@
         </w:rPr>
         <w:t xml:space="preserve">: </w:t>
       </w:r>
+      <w:proofErr w:type="spellStart"/>
       <w:r>
         <w:rPr>
           <w:rFonts w:ascii="Arial" w:eastAsia="Arial" w:hAnsi="Arial" w:cs="Arial"/>
@@ -3429,7 +3463,21 @@
           <w:lang w:val="en"/>
           <w14:ligatures w14:val="none"/>
         </w:rPr>
-        <w:t>Chatgpt (GPT</w:t>
+        <w:t>Chatgpt</w:t>
+      </w:r>
+      <w:proofErr w:type="spellEnd"/>
+      <w:r>
+        <w:rPr>
+          <w:rFonts w:ascii="Arial" w:eastAsia="Arial" w:hAnsi="Arial" w:cs="Arial"/>
+          <w:b/>
+          <w:kern w:val="0"/>
+          <w:sz w:val="22"/>
+          <w:szCs w:val="22"/>
+          <w:highlight w:val="darkGray"/>
+          <w:lang w:val="en"/>
+          <w14:ligatures w14:val="none"/>
+        </w:rPr>
+        <w:t xml:space="preserve"> (GPT</w:t>
       </w:r>
       <w:r>
         <w:rPr>
@@ -4489,7 +4537,6 @@
     <w:next w:val="Normal"/>
     <w:link w:val="Heading2Char"/>
     <w:uiPriority w:val="9"/>
-    <w:semiHidden/>
     <w:unhideWhenUsed/>
     <w:qFormat/>
     <w:rsid w:val="00425B8A"/>
@@ -4706,7 +4753,6 @@
     <w:basedOn w:val="DefaultParagraphFont"/>
     <w:link w:val="Heading2"/>
     <w:uiPriority w:val="9"/>
-    <w:semiHidden/>
     <w:rsid w:val="00425B8A"/>
     <w:rPr>
       <w:rFonts w:asciiTheme="majorHAnsi" w:eastAsiaTheme="majorEastAsia" w:hAnsiTheme="majorHAnsi" w:cstheme="majorBidi"/>
